--- a/artifacts/build_tmp/R_native.docx
+++ b/artifacts/build_tmp/R_native.docx
@@ -45,25 +45,16 @@
           <m:r>
             <m:t>ρ</m:t>
           </m:r>
-          <m:r>
-            <m:t>​</m:t>
-          </m:r>
           <m:d>
             <m:dPr>
-              <m:begChr m:val="["/>
-              <m:endChr m:val="]"/>
+              <m:begChr m:val="("/>
+              <m:endChr m:val=")"/>
               <m:sepChr m:val=""/>
               <m:grow/>
             </m:dPr>
             <m:e>
               <m:r>
-                <m:rPr>
-                  <m:sty m:val="p"/>
-                </m:rPr>
-                <m:t>diag</m:t>
-              </m:r>
-              <m:r>
-                <m:t>​</m:t>
+                <m:t>K</m:t>
               </m:r>
               <m:d>
                 <m:dPr>
@@ -73,10 +64,104 @@
                   <m:grow/>
                 </m:dPr>
                 <m:e>
+                  <m:r>
+                    <m:t>t</m:t>
+                  </m:r>
+                </m:e>
+              </m:d>
+            </m:e>
+          </m:d>
+          <m:r>
+            <m:rPr>
+              <m:sty m:val="p"/>
+            </m:rPr>
+            <m:t>,</m:t>
+          </m:r>
+          <m:r>
+            <m:t>  </m:t>
+          </m:r>
+          <m:r>
+            <m:t>K</m:t>
+          </m:r>
+          <m:d>
+            <m:dPr>
+              <m:begChr m:val="("/>
+              <m:endChr m:val=")"/>
+              <m:sepChr m:val=""/>
+              <m:grow/>
+            </m:dPr>
+            <m:e>
+              <m:r>
+                <m:t>t</m:t>
+              </m:r>
+            </m:e>
+          </m:d>
+          <m:r>
+            <m:rPr>
+              <m:sty m:val="p"/>
+            </m:rPr>
+            <m:t>=</m:t>
+          </m:r>
+          <m:r>
+            <m:rPr>
+              <m:sty m:val="p"/>
+            </m:rPr>
+            <m:t>diag</m:t>
+          </m:r>
+          <m:d>
+            <m:dPr>
+              <m:begChr m:val="("/>
+              <m:endChr m:val=")"/>
+              <m:sepChr m:val=""/>
+              <m:grow/>
+            </m:dPr>
+            <m:e>
+              <m:sSub>
+                <m:e>
+                  <m:r>
+                    <m:t>β</m:t>
+                  </m:r>
+                </m:e>
+                <m:sub>
+                  <m:r>
+                    <m:t>i</m:t>
+                  </m:r>
+                </m:sub>
+              </m:sSub>
+              <m:d>
+                <m:dPr>
+                  <m:begChr m:val="("/>
+                  <m:endChr m:val=")"/>
+                  <m:sepChr m:val=""/>
+                  <m:grow/>
+                </m:dPr>
+                <m:e>
+                  <m:r>
+                    <m:t>t</m:t>
+                  </m:r>
+                </m:e>
+              </m:d>
+              <m:d>
+                <m:dPr>
+                  <m:begChr m:val="("/>
+                  <m:endChr m:val=")"/>
+                  <m:sepChr m:val=""/>
+                  <m:grow/>
+                </m:dPr>
+                <m:e>
+                  <m:r>
+                    <m:t>1</m:t>
+                  </m:r>
+                  <m:r>
+                    <m:rPr>
+                      <m:sty m:val="p"/>
+                    </m:rPr>
+                    <m:t>−</m:t>
+                  </m:r>
                   <m:sSub>
                     <m:e>
                       <m:r>
-                        <m:t>β</m:t>
+                        <m:t>x</m:t>
                       </m:r>
                     </m:e>
                     <m:sub>
@@ -98,55 +183,31 @@
                       </m:r>
                     </m:e>
                   </m:d>
-                  <m:d>
-                    <m:dPr>
-                      <m:begChr m:val="("/>
-                      <m:endChr m:val=")"/>
-                      <m:sepChr m:val=""/>
-                      <m:grow/>
-                    </m:dPr>
-                    <m:e>
-                      <m:r>
-                        <m:t>1</m:t>
-                      </m:r>
-                      <m:r>
-                        <m:rPr>
-                          <m:sty m:val="p"/>
-                        </m:rPr>
-                        <m:t>−</m:t>
-                      </m:r>
-                      <m:sSub>
-                        <m:e>
-                          <m:r>
-                            <m:t>x</m:t>
-                          </m:r>
-                        </m:e>
-                        <m:sub>
-                          <m:r>
-                            <m:t>i</m:t>
-                          </m:r>
-                        </m:sub>
-                      </m:sSub>
-                      <m:d>
-                        <m:dPr>
-                          <m:begChr m:val="("/>
-                          <m:endChr m:val=")"/>
-                          <m:sepChr m:val=""/>
-                          <m:grow/>
-                        </m:dPr>
-                        <m:e>
-                          <m:r>
-                            <m:t>t</m:t>
-                          </m:r>
-                        </m:e>
-                      </m:d>
-                    </m:e>
-                  </m:d>
                 </m:e>
               </m:d>
+            </m:e>
+          </m:d>
+          <m:r>
+            <m:t>C</m:t>
+          </m:r>
+          <m:d>
+            <m:dPr>
+              <m:begChr m:val="("/>
+              <m:endChr m:val=")"/>
+              <m:sepChr m:val=""/>
+              <m:grow/>
+            </m:dPr>
+            <m:e>
               <m:r>
-                <m:t>C</m:t>
+                <m:t>t</m:t>
               </m:r>
+            </m:e>
+          </m:d>
+          <m:r>
+            <m:t>Γ</m:t>
+          </m:r>
+          <m:sSup>
+            <m:e>
               <m:d>
                 <m:dPr>
                   <m:begChr m:val="("/>
@@ -160,39 +221,19 @@
                   </m:r>
                 </m:e>
               </m:d>
+            </m:e>
+            <m:sup>
               <m:r>
-                <m:t>Γ</m:t>
+                <m:rPr>
+                  <m:sty m:val="p"/>
+                </m:rPr>
+                <m:t>−</m:t>
               </m:r>
-              <m:sSup>
-                <m:e>
-                  <m:d>
-                    <m:dPr>
-                      <m:begChr m:val="("/>
-                      <m:endChr m:val=")"/>
-                      <m:sepChr m:val=""/>
-                      <m:grow/>
-                    </m:dPr>
-                    <m:e>
-                      <m:r>
-                        <m:t>t</m:t>
-                      </m:r>
-                    </m:e>
-                  </m:d>
-                </m:e>
-                <m:sup>
-                  <m:r>
-                    <m:rPr>
-                      <m:sty m:val="p"/>
-                    </m:rPr>
-                    <m:t>−</m:t>
-                  </m:r>
-                  <m:r>
-                    <m:t>1</m:t>
-                  </m:r>
-                </m:sup>
-              </m:sSup>
-            </m:e>
-          </m:d>
+              <m:r>
+                <m:t>1</m:t>
+              </m:r>
+            </m:sup>
+          </m:sSup>
         </m:oMath>
       </m:oMathPara>
     </w:p>
